--- a/public/downloads/02_TB_Phan_cong_nhiem_vu_BCH_Dang_bo_2026.docx
+++ b/public/downloads/02_TB_Phan_cong_nhiem_vu_BCH_Dang_bo_2026.docx
@@ -42,7 +42,7 @@
                 <w:sz w:val="24"/>
                 <w:szCs w:val="24"/>
               </w:rPr>
-              <w:t xml:space="preserve">ĐẢNG BỘ HUYỆN THÁP MƯỜI</w:t>
+              <w:t xml:space="preserve">ĐẢNG BỘ XÃ ĐỐC BINH KIỀU</w:t>
             </w:r>
           </w:p>
           <w:p>
@@ -266,7 +266,7 @@
           <w:sz w:val="24"/>
           <w:szCs w:val="24"/>
         </w:rPr>
-        <w:t xml:space="preserve">- Căn cứ Quyết định của Ban Thường vụ Huyện ủy Tháp Mười về việc chỉ định Ban Chấp hành Đảng bộ Trường THCS và THPT Đốc Binh Kiều khóa I, nhiệm kỳ 2025 – 2030 gồm 10 đồng chí;</w:t>
+        <w:t xml:space="preserve">- Căn cứ Quyết định của Ban Thường vụ Đảng ủy xã Đốc Binh Kiều về việc chỉ định Ban Chấp hành Đảng bộ Trường THCS và THPT Đốc Binh Kiều khóa I, nhiệm kỳ 2025 – 2030 gồm 10 đồng chí;</w:t>
       </w:r>
     </w:p>
     <w:p>
@@ -302,7 +302,7 @@
           <w:sz w:val="24"/>
           <w:szCs w:val="24"/>
         </w:rPr>
-        <w:t xml:space="preserve">Xét yêu cầu nhiệm vụ lãnh đạo toàn diện nhà trường sau sáp nhập 3 trường (quy mô 120 cán bộ giáo viên nhân viên, 85 đảng viên, 53 lớp với 2.111 học sinh tại 03 điểm trường) và kết quả phiên họp Ban Chấp hành Đảng bộ;</w:t>
+        <w:t xml:space="preserve">Xét yêu cầu nhiệm vụ lãnh đạo toàn diện nhà trường sau sáp nhập 3 trường (quy mô 120 cán bộ giáo viên nhân viên, 85 đảng viên, 53 lớp với 2.111 học sinh tại 03 điểm trường trên địa bàn xã Đốc Binh Kiều) và kết quả phiên họp Ban Chấp hành Đảng bộ;</w:t>
       </w:r>
     </w:p>
     <w:p>
@@ -355,7 +355,7 @@
           <w:sz w:val="26"/>
           <w:szCs w:val="26"/>
         </w:rPr>
-        <w:t xml:space="preserve">- Phụ trách chung và chịu trách nhiệm toàn diện trước Ban Thường vụ Huyện ủy Tháp Mười, Giám đốc Sở GDĐT về toàn bộ hoạt động của Đảng bộ và nhà trường tại cả 03 điểm trường.</w:t>
+        <w:t xml:space="preserve">- Phụ trách chung và chịu trách nhiệm toàn diện trước Đảng ủy xã Đốc Binh Kiều, Giám đốc Sở GDĐT về toàn bộ hoạt động của Đảng bộ và nhà trường tại cả 03 điểm trường.</w:t>
       </w:r>
     </w:p>
     <w:p>
@@ -640,25 +640,25 @@
           <w:sz w:val="26"/>
           <w:szCs w:val="26"/>
         </w:rPr>
-        <w:t xml:space="preserve">- Trực tiếp quản lý, điều hành toàn diện cơ sở vật chất, chuyên môn, nề nếp kỷ cương dạy và học tại Điểm trường Tân Kiều (khoảng cách 11km).</w:t>
-      </w:r>
-    </w:p>
-    <w:p>
-      <w:pPr>
-        <w:spacing w:after="60" w:before="60" w:line="276"/>
-        <w:jc w:val="both"/>
-      </w:pPr>
-      <w:r>
-        <w:rPr>
-          <w:rFonts w:ascii="Times New Roman" w:cs="Times New Roman" w:eastAsia="Times New Roman" w:hAnsi="Times New Roman"/>
-          <w:b w:val="false"/>
-          <w:bCs w:val="false"/>
-          <w:i w:val="false"/>
-          <w:iCs w:val="false"/>
-          <w:sz w:val="26"/>
-          <w:szCs w:val="26"/>
-        </w:rPr>
-        <w:t xml:space="preserve">- Phụ trách công tác bồi dưỡng học sinh giỏi cấp THCS tại Tân Kiều; làm đầu mối giữ mối liên hệ mật thiết với Đảng ủy, UBND và các tổ chức đoàn thể xã Tân Kiều.</w:t>
+        <w:t xml:space="preserve">- Trực tiếp quản lý, điều hành toàn diện cơ sở vật chất, chuyên môn, nề nếp kỷ cương dạy và học tại Điểm trường Tân Kiều (thuộc địa bàn xã Đốc Binh Kiều, cách điểm chính 11km).</w:t>
+      </w:r>
+    </w:p>
+    <w:p>
+      <w:pPr>
+        <w:spacing w:after="60" w:before="60" w:line="276"/>
+        <w:jc w:val="both"/>
+      </w:pPr>
+      <w:r>
+        <w:rPr>
+          <w:rFonts w:ascii="Times New Roman" w:cs="Times New Roman" w:eastAsia="Times New Roman" w:hAnsi="Times New Roman"/>
+          <w:b w:val="false"/>
+          <w:bCs w:val="false"/>
+          <w:i w:val="false"/>
+          <w:iCs w:val="false"/>
+          <w:sz w:val="26"/>
+          <w:szCs w:val="26"/>
+        </w:rPr>
+        <w:t xml:space="preserve">- Phụ trách công tác bồi dưỡng học sinh giỏi cấp THCS tại Tân Kiều; làm đầu mối giữ mối liên hệ mật thiết với Đảng ủy, UBND xã Đốc Binh Kiều và các ấp trên địa bàn khu vực Tân Kiều.</w:t>
       </w:r>
     </w:p>
     <w:p>
@@ -764,7 +764,7 @@
           <w:sz w:val="26"/>
           <w:szCs w:val="26"/>
         </w:rPr>
-        <w:t xml:space="preserve">- Phụ trách công tác Tổ chức Đảng: Hướng dẫn, kiểm tra và chuẩn bị hồ sơ xét kết nạp đảng viên mới; hồ sơ chuyển đảng chính thức; chỉ tiêu kết nạp năm 2026 là từ 03 - 04 đồng chí.</w:t>
+        <w:t xml:space="preserve">- Phụ trách công tác Tổ chức Đảng: Hướng dẫn, kiểm tra và chuẩn bị hồ sơ xét kết nạp đảng viên mới; hồ sơ chuyển đảng chính thức trình Đảng ủy xem xét đề nghị Đảng ủy xã Đốc Binh Kiều quyết định; chỉ tiêu kết nạp năm 2026 là từ 03 - 04 đồng chí.</w:t>
       </w:r>
     </w:p>
     <w:p>
@@ -923,7 +923,7 @@
           <w:sz w:val="26"/>
           <w:szCs w:val="26"/>
         </w:rPr>
-        <w:t xml:space="preserve">- Phụ trách công tác Tuyên giáo: Tổ chức học tập, tuyên truyền nghị quyết của Đảng, chính sách của Nhà nước; bảo vệ nền tảng tư tưởng Đảng theo Nghị quyết 35-NQ/TW.</w:t>
+        <w:t xml:space="preserve">- Phụ trách công tác Tuyên giáo: Tổ chức học tập, tuyên truyền nghị quyết của Đảng ủy xã và cấp ủy cấp trên; bảo vệ nền tảng tư tưởng Đảng theo Nghị quyết 35-NQ/TW.</w:t>
       </w:r>
     </w:p>
     <w:p>
@@ -994,7 +994,7 @@
           <w:sz w:val="26"/>
           <w:szCs w:val="26"/>
         </w:rPr>
-        <w:t xml:space="preserve">- Trực tiếp theo dõi, thu và trích nộp đảng phí của 03 chi bộ đầy đủ, kịp thời về Huyện ủy Tháp Mười; quản lý sổ danh sách đảng viên, sổ cấp phát huy hiệu Đảng và thẻ Đảng viên; hướng dẫn thủ tục chuyển sinh hoạt Đảng.</w:t>
+        <w:t xml:space="preserve">- Trực tiếp theo dõi, thu và trích nộp đảng phí của 03 chi bộ đầy đủ, kịp thời về Đảng ủy xã Đốc Binh Kiều; quản lý sổ danh sách đảng viên, sổ cấp phát huy hiệu Đảng và thẻ Đảng viên; hướng dẫn thủ tục chuyển sinh hoạt Đảng.</w:t>
       </w:r>
     </w:p>
     <w:p>
@@ -1122,7 +1122,7 @@
                 <w:sz w:val="20"/>
                 <w:szCs w:val="20"/>
               </w:rPr>
-              <w:t xml:space="preserve">- Ban Thường vụ Huyện ủy Tháp Mười (b/c);</w:t>
+              <w:t xml:space="preserve">- Ban Thường vụ Đảng ủy xã Đốc Binh Kiều (để báo cáo);</w:t>
             </w:r>
           </w:p>
           <w:p>
@@ -1161,7 +1161,7 @@
                 <w:sz w:val="20"/>
                 <w:szCs w:val="20"/>
               </w:rPr>
-              <w:t xml:space="preserve">- Các đồng chí Đảng ủy viên (để t/h);</w:t>
+              <w:t xml:space="preserve">- Các đồng chí Đảng ủy viên (để thực hiện);</w:t>
             </w:r>
           </w:p>
           <w:p>
